--- a/Computer Engineering, Software Engineering, Computer systems & their softwares/Annexes/CVs/CV_Department of Computer and software engineering/CV_Xatamov_Ochildi.docx
+++ b/Computer Engineering, Software Engineering, Computer systems & their softwares/Annexes/CVs/CV_Department of Computer and software engineering/CV_Xatamov_Ochildi.docx
@@ -52,7 +52,7 @@
                 <w:iCs/>
                 <w:lang w:val="en-GB"/>
               </w:rPr>
-              <w:t>PERSONAL INFORMATION</w:t>
+              <w:t>SHAXSIY MA'LUMOTLAR</w:t>
             </w:r>
             <w:r>
               <w:rPr>
@@ -60,7 +60,6 @@
                 <w:iCs/>
                 <w:lang w:val="en-GB"/>
               </w:rPr>
-              <w:t xml:space="preserve"> </w:t>
             </w:r>
           </w:p>
         </w:tc>
@@ -96,7 +95,7 @@
                 <w:bCs/>
                 <w:lang w:val="en-GB"/>
               </w:rPr>
-              <w:t>Full name</w:t>
+              <w:t>To'liq ism</w:t>
             </w:r>
           </w:p>
         </w:tc>
@@ -167,14 +166,13 @@
                 <w:bCs/>
                 <w:lang w:val="en-GB"/>
               </w:rPr>
-              <w:t>Academic degree and title</w:t>
+              <w:t>Ilmiy daraja va unvon</w:t>
             </w:r>
             <w:r>
               <w:rPr>
                 <w:rFonts w:asciiTheme="minorBidi" w:hAnsiTheme="minorBidi"/>
                 <w:lang w:val="en-GB"/>
               </w:rPr>
-              <w:t xml:space="preserve"> </w:t>
             </w:r>
           </w:p>
         </w:tc>
@@ -241,7 +239,7 @@
                 <w:b/>
                 <w:bCs/>
               </w:rPr>
-              <w:t>Current</w:t>
+              <w:t>Hozirgi lavozim</w:t>
             </w:r>
             <w:proofErr w:type="spellEnd"/>
             <w:r>
@@ -250,7 +248,6 @@
                 <w:b/>
                 <w:bCs/>
               </w:rPr>
-              <w:t xml:space="preserve"> Position</w:t>
             </w:r>
           </w:p>
         </w:tc>
@@ -331,13 +328,12 @@
                 <w:b/>
                 <w:bCs/>
               </w:rPr>
-              <w:t>Research Field</w:t>
-            </w:r>
-            <w:r>
-              <w:rPr>
-                <w:rFonts w:asciiTheme="minorBidi" w:hAnsiTheme="minorBidi"/>
-              </w:rPr>
-              <w:t xml:space="preserve"> </w:t>
+              <w:t>Tadqiqot sohasi</w:t>
+            </w:r>
+            <w:r>
+              <w:rPr>
+                <w:rFonts w:asciiTheme="minorBidi" w:hAnsiTheme="minorBidi"/>
+              </w:rPr>
             </w:r>
           </w:p>
         </w:tc>
@@ -411,7 +407,7 @@
                 <w:iCs/>
                 <w:lang w:val="en-GB"/>
               </w:rPr>
-              <w:t>EDUCATIONAL BACKGROUND</w:t>
+              <w:t>TA'LIM MA'LUMOTLARI</w:t>
             </w:r>
           </w:p>
         </w:tc>
@@ -450,7 +446,7 @@
                 <w:iCs/>
                 <w:lang w:val="en-GB"/>
               </w:rPr>
-              <w:t>Degree</w:t>
+              <w:t>Daraja</w:t>
             </w:r>
           </w:p>
         </w:tc>
@@ -486,7 +482,7 @@
                 <w:bCs/>
                 <w:iCs/>
               </w:rPr>
-              <w:t>Program</w:t>
+              <w:t>Dastur va malaka</w:t>
             </w:r>
             <w:proofErr w:type="spellEnd"/>
             <w:r>
@@ -496,7 +492,6 @@
                 <w:bCs/>
                 <w:iCs/>
               </w:rPr>
-              <w:t xml:space="preserve"> &amp; </w:t>
             </w:r>
             <w:proofErr w:type="spellStart"/>
             <w:r>
@@ -506,7 +501,6 @@
                 <w:bCs/>
                 <w:iCs/>
               </w:rPr>
-              <w:t>Qualification</w:t>
             </w:r>
             <w:proofErr w:type="spellEnd"/>
           </w:p>
@@ -545,7 +539,7 @@
                 <w:iCs/>
                 <w:lang w:val="en-GB"/>
               </w:rPr>
-              <w:t>HEI</w:t>
+              <w:t>OTM</w:t>
             </w:r>
           </w:p>
         </w:tc>
@@ -580,7 +574,7 @@
                 <w:bCs/>
                 <w:iCs/>
               </w:rPr>
-              <w:t>Year</w:t>
+              <w:t>Yil</w:t>
             </w:r>
           </w:p>
         </w:tc>
@@ -618,7 +612,7 @@
                 <w:bCs/>
                 <w:iCs/>
               </w:rPr>
-              <w:t>Bachelor</w:t>
+              <w:t>Bakalavr</w:t>
             </w:r>
           </w:p>
         </w:tc>
@@ -753,7 +747,7 @@
                 <w:bCs/>
                 <w:iCs/>
               </w:rPr>
-              <w:t>Master</w:t>
+              <w:t>Magistr</w:t>
             </w:r>
           </w:p>
         </w:tc>
@@ -1198,7 +1192,7 @@
                 <w:iCs/>
                 <w:lang w:val="en-GB"/>
               </w:rPr>
-              <w:t>PROFESSIONAL CAREER</w:t>
+              <w:t>KASBIY FAOLIYAT</w:t>
             </w:r>
           </w:p>
         </w:tc>
@@ -1234,14 +1228,13 @@
                 <w:bCs/>
                 <w:lang w:val="sv-SE"/>
               </w:rPr>
-              <w:t>Position</w:t>
+              <w:t>Lavozim</w:t>
             </w:r>
             <w:r>
               <w:rPr>
                 <w:rFonts w:asciiTheme="minorBidi" w:hAnsiTheme="minorBidi"/>
                 <w:lang w:val="sv-SE"/>
               </w:rPr>
-              <w:t xml:space="preserve"> </w:t>
             </w:r>
           </w:p>
         </w:tc>
@@ -1276,7 +1269,7 @@
                 <w:bCs/>
                 <w:lang w:val="en-US"/>
               </w:rPr>
-              <w:t>Organization</w:t>
+              <w:t>Tashkilot</w:t>
             </w:r>
           </w:p>
         </w:tc>
@@ -1311,7 +1304,7 @@
                 <w:bCs/>
                 <w:lang w:val="en-US"/>
               </w:rPr>
-              <w:t>Duration</w:t>
+              <w:t>Davr</w:t>
             </w:r>
           </w:p>
         </w:tc>
@@ -1345,7 +1338,7 @@
                 <w:rFonts w:asciiTheme="minorBidi" w:hAnsiTheme="minorBidi"/>
                 <w:lang w:val="en-US"/>
               </w:rPr>
-              <w:t>Engineer</w:t>
+              <w:t>Muhandis</w:t>
             </w:r>
           </w:p>
         </w:tc>
@@ -1446,7 +1439,7 @@
                 <w:rFonts w:asciiTheme="minorBidi" w:hAnsiTheme="minorBidi"/>
                 <w:lang w:val="en-US"/>
               </w:rPr>
-              <w:t>Researcher</w:t>
+              <w:t>Tadqiqotchi</w:t>
             </w:r>
           </w:p>
         </w:tc>
@@ -1547,7 +1540,7 @@
                 <w:rFonts w:asciiTheme="minorBidi" w:hAnsiTheme="minorBidi"/>
                 <w:lang w:val="en-US"/>
               </w:rPr>
-              <w:t>Lecturer</w:t>
+              <w:t>O'qituvchi</w:t>
             </w:r>
           </w:p>
         </w:tc>
@@ -1648,7 +1641,7 @@
                 <w:rFonts w:asciiTheme="minorBidi" w:hAnsiTheme="minorBidi"/>
                 <w:lang w:val="en-US"/>
               </w:rPr>
-              <w:t>Senior Lecturer</w:t>
+              <w:t>Katta o'qituvchi</w:t>
             </w:r>
           </w:p>
         </w:tc>
@@ -1749,8 +1742,7 @@
                 <w:rFonts w:asciiTheme="minorBidi" w:hAnsiTheme="minorBidi"/>
                 <w:lang w:val="en-US"/>
               </w:rPr>
-              <w:lastRenderedPageBreak/>
-              <w:t>Associate Professor</w:t>
+              <w:t>Dotsent</w:t>
             </w:r>
           </w:p>
         </w:tc>
@@ -1884,7 +1876,7 @@
                 <w:rFonts w:asciiTheme="minorBidi" w:hAnsiTheme="minorBidi"/>
                 <w:lang w:val="en-US"/>
               </w:rPr>
-              <w:t>Termez State University</w:t>
+              <w:t>Termiz davlat universiteti</w:t>
             </w:r>
           </w:p>
         </w:tc>
@@ -1985,7 +1977,7 @@
                 <w:rFonts w:asciiTheme="minorBidi" w:hAnsiTheme="minorBidi"/>
                 <w:lang w:val="en-US"/>
               </w:rPr>
-              <w:t>Termez State University</w:t>
+              <w:t>Termiz davlat universiteti</w:t>
             </w:r>
           </w:p>
         </w:tc>
@@ -2086,7 +2078,7 @@
                 <w:rFonts w:asciiTheme="minorBidi" w:hAnsiTheme="minorBidi"/>
                 <w:lang w:val="en-US"/>
               </w:rPr>
-              <w:t>Termez State University</w:t>
+              <w:t>Termiz davlat universiteti</w:t>
             </w:r>
           </w:p>
         </w:tc>
@@ -2187,7 +2179,7 @@
                 <w:rFonts w:asciiTheme="minorBidi" w:hAnsiTheme="minorBidi"/>
                 <w:lang w:val="en-US"/>
               </w:rPr>
-              <w:t>Termez State University</w:t>
+              <w:t>Termiz davlat universiteti</w:t>
             </w:r>
           </w:p>
         </w:tc>
@@ -2288,7 +2280,7 @@
                 <w:rFonts w:asciiTheme="minorBidi" w:hAnsiTheme="minorBidi"/>
                 <w:lang w:val="en-US"/>
               </w:rPr>
-              <w:t>Termez State University</w:t>
+              <w:t>Termiz davlat universiteti</w:t>
             </w:r>
           </w:p>
         </w:tc>
@@ -2389,7 +2381,7 @@
                 <w:rFonts w:asciiTheme="minorBidi" w:hAnsiTheme="minorBidi"/>
                 <w:lang w:val="en-US"/>
               </w:rPr>
-              <w:t>Termez State University</w:t>
+              <w:t>Termiz davlat universiteti</w:t>
             </w:r>
           </w:p>
         </w:tc>
@@ -2490,7 +2482,7 @@
                 <w:rFonts w:asciiTheme="minorBidi" w:hAnsiTheme="minorBidi"/>
                 <w:lang w:val="en-US"/>
               </w:rPr>
-              <w:t>Termez State University</w:t>
+              <w:t>Termiz davlat universiteti</w:t>
             </w:r>
           </w:p>
         </w:tc>
@@ -2591,7 +2583,7 @@
                 <w:rFonts w:asciiTheme="minorBidi" w:hAnsiTheme="minorBidi"/>
                 <w:lang w:val="en-US"/>
               </w:rPr>
-              <w:t>Termez State University</w:t>
+              <w:t>Termiz davlat universiteti</w:t>
             </w:r>
           </w:p>
         </w:tc>
@@ -2692,7 +2684,7 @@
                 <w:rFonts w:asciiTheme="minorBidi" w:hAnsiTheme="minorBidi"/>
                 <w:lang w:val="en-US"/>
               </w:rPr>
-              <w:t>Termez State University</w:t>
+              <w:t>Termiz davlat universiteti</w:t>
             </w:r>
           </w:p>
         </w:tc>
@@ -2793,7 +2785,7 @@
                 <w:rFonts w:asciiTheme="minorBidi" w:hAnsiTheme="minorBidi"/>
                 <w:lang w:val="en-US"/>
               </w:rPr>
-              <w:t>Termez State University</w:t>
+              <w:t>Termiz davlat universiteti</w:t>
             </w:r>
           </w:p>
         </w:tc>
@@ -2894,7 +2886,7 @@
                 <w:rFonts w:asciiTheme="minorBidi" w:hAnsiTheme="minorBidi"/>
                 <w:lang w:val="en-US"/>
               </w:rPr>
-              <w:t>Termez State University</w:t>
+              <w:t>Termiz davlat universiteti</w:t>
             </w:r>
           </w:p>
         </w:tc>
@@ -2995,7 +2987,7 @@
                 <w:rFonts w:asciiTheme="minorBidi" w:hAnsiTheme="minorBidi"/>
                 <w:lang w:val="en-US"/>
               </w:rPr>
-              <w:t>Termez State University</w:t>
+              <w:t>Termiz davlat universiteti</w:t>
             </w:r>
           </w:p>
         </w:tc>
@@ -3096,7 +3088,7 @@
                 <w:rFonts w:asciiTheme="minorBidi" w:hAnsiTheme="minorBidi"/>
                 <w:lang w:val="en-US"/>
               </w:rPr>
-              <w:t>Termez State University</w:t>
+              <w:t>Termiz davlat universiteti</w:t>
             </w:r>
           </w:p>
         </w:tc>
@@ -3197,7 +3189,7 @@
                 <w:rFonts w:asciiTheme="minorBidi" w:hAnsiTheme="minorBidi"/>
                 <w:lang w:val="en-US"/>
               </w:rPr>
-              <w:t>Termez State University</w:t>
+              <w:t>Termiz davlat universiteti</w:t>
             </w:r>
           </w:p>
         </w:tc>
@@ -3298,7 +3290,7 @@
                 <w:rFonts w:asciiTheme="minorBidi" w:hAnsiTheme="minorBidi"/>
                 <w:lang w:val="en-US"/>
               </w:rPr>
-              <w:t>Termez State University</w:t>
+              <w:t>Termiz davlat universiteti</w:t>
             </w:r>
           </w:p>
         </w:tc>
@@ -3400,7 +3392,7 @@
                 <w:rFonts w:asciiTheme="minorBidi" w:hAnsiTheme="minorBidi"/>
                 <w:lang w:val="en-US"/>
               </w:rPr>
-              <w:t>Termez State University</w:t>
+              <w:t>Termiz davlat universiteti</w:t>
             </w:r>
           </w:p>
         </w:tc>
@@ -3472,7 +3464,7 @@
                 <w:bCs/>
                 <w:iCs/>
               </w:rPr>
-              <w:t>PROFESSIONAL MEMBERSHIPS &amp; SCIENTIFIC ACTIVITY</w:t>
+              <w:t>KASBIY A'ZOLIKLAR VA ILMIY FAOLIYAT</w:t>
             </w:r>
           </w:p>
         </w:tc>
@@ -3508,7 +3500,7 @@
                 <w:b/>
                 <w:bCs/>
               </w:rPr>
-              <w:t>Organization</w:t>
+              <w:t>Tashkilot</w:t>
             </w:r>
             <w:proofErr w:type="spellEnd"/>
           </w:p>
@@ -3545,7 +3537,7 @@
                 <w:b/>
                 <w:bCs/>
               </w:rPr>
-              <w:t>Position</w:t>
+              <w:t>Lavozim</w:t>
             </w:r>
           </w:p>
         </w:tc>
@@ -3581,13 +3573,12 @@
                 <w:b/>
                 <w:bCs/>
               </w:rPr>
-              <w:t>Year</w:t>
-            </w:r>
-            <w:r>
-              <w:rPr>
-                <w:rFonts w:asciiTheme="minorBidi" w:hAnsiTheme="minorBidi"/>
-              </w:rPr>
-              <w:t xml:space="preserve"> </w:t>
+              <w:t>Yil</w:t>
+            </w:r>
+            <w:r>
+              <w:rPr>
+                <w:rFonts w:asciiTheme="minorBidi" w:hAnsiTheme="minorBidi"/>
+              </w:rPr>
             </w:r>
           </w:p>
         </w:tc>
@@ -3803,7 +3794,7 @@
                 <w:b/>
                 <w:bCs/>
               </w:rPr>
-              <w:t xml:space="preserve">RESEARCH AND DEVELOPMENT PROJECTS (LAST 5 YEARS) </w:t>
+              <w:t>TADQIQOT VA ISHLAB CHIQISH LOYIHALARI (SO'NGGI 5 YIL)</w:t>
             </w:r>
           </w:p>
         </w:tc>
@@ -3875,7 +3866,7 @@
                 <w:b/>
                 <w:bCs/>
               </w:rPr>
-              <w:t>INDUSTRY COLLABORATIONS (LAST 5 YEARS)</w:t>
+              <w:t>SANOAT HAMKORLIKLARI (SO'NGGI 5 YIL)</w:t>
             </w:r>
           </w:p>
         </w:tc>
@@ -3947,7 +3938,7 @@
                 <w:b/>
                 <w:bCs/>
               </w:rPr>
-              <w:t>PATENTS AND INTELLECTUAL PROPERTY RIGHTS</w:t>
+              <w:t>PATENTLAR VA INTELLEKTUAL MULK HUQUQLARI</w:t>
             </w:r>
           </w:p>
         </w:tc>
@@ -4019,7 +4010,7 @@
                 <w:b/>
                 <w:bCs/>
               </w:rPr>
-              <w:t>SCIENTIFIC ARTICLES AND PUBLICATIONS (LAST 5 YEARS)</w:t>
+              <w:t>ILMIY MAQOLALAR VA NASHRLAR (SO'NGGI 5 YIL)</w:t>
             </w:r>
           </w:p>
         </w:tc>
